--- a/docs/Salary-Calculator-Formula-Writeup.docx
+++ b/docs/Salary-Calculator-Formula-Writeup.docx
@@ -199,7 +199,7 @@
         <w:pStyle w:val="Normal"/>
       </w:pPr>
       <w:r>
-        <w:t xml:space="preserve">Car Perks = user-entered monthly amount when car rental is selected; otherwise 0.</w:t>
+        <w:t xml:space="preserve">Car Perks = defaults to Rs. 2,000 and can be revised by the user when car rental is selected; otherwise 0.</w:t>
       </w:r>
     </w:p>
     <w:p>
@@ -567,7 +567,7 @@
         <w:pStyle w:val="Normal"/>
       </w:pPr>
       <w:r>
-        <w:t xml:space="preserve">Car perks are user-entered when car rental is selected; otherwise 0.</w:t>
+        <w:t xml:space="preserve">Car perks default to Rs. 2,000 and can be revised by the user when car rental is selected; otherwise 0.</w:t>
       </w:r>
     </w:p>
     <w:p>
